--- a/HRCP-KKU-Academic/uploads/academic/8/doc_8.docx
+++ b/HRCP-KKU-Academic/uploads/academic/8/doc_8.docx
@@ -358,7 +358,7 @@
           <w:sz w:val="32"/>
           <w:szCs w:val="32"/>
         </w:rPr>
-        <w:t>10 มีนาคม 2569</w:t>
+        <w:t>12 มีนาคม 2569</w:t>
       </w:r>
       <w:r>
         <w:rPr>
@@ -586,7 +586,7 @@
           <w:sz w:val="32"/>
           <w:szCs w:val="32"/>
         </w:rPr>
-        <w:t>10 มีนาคม 2569</w:t>
+        <w:t>12 มีนาคม 2569</w:t>
       </w:r>
       <w:r>
         <w:rPr>
@@ -1286,7 +1286,7 @@
           <w:sz w:val="32"/>
           <w:szCs w:val="32"/>
         </w:rPr>
-        <w:t/>
+        <w:t>12 มีนาคม 2572</w:t>
       </w:r>
       <w:r>
         <w:rPr>
